--- a/docs/exports/Nexorus-ATLAS-Study-Plans.docx
+++ b/docs/exports/Nexorus-ATLAS-Study-Plans.docx
@@ -16,7 +16,7 @@
           <w:i/>
           <w:color w:val="555566"/>
         </w:rPr>
-        <w:t>SOP + register + PM -&gt; Architecture -&gt; QA for all 22 features (v1.0)</w:t>
+        <w:t>SOP + register + PM -&gt; Architecture -&gt; QA for all 23 features (v1.0)</w:t>
       </w:r>
     </w:p>
     <w:p>
@@ -2373,6 +2373,88 @@
               <w:rPr>
                 <w:b/>
               </w:rPr>
+              <w:t>W5</w:t>
+            </w:r>
+          </w:p>
+        </w:tc>
+        <w:tc>
+          <w:tcPr>
+            <w:tcW w:type="dxa" w:w="1234"/>
+          </w:tcPr>
+          <w:p>
+            <w:r/>
+            <w:r>
+              <w:t>Initial recent-window backfill</w:t>
+            </w:r>
+          </w:p>
+        </w:tc>
+        <w:tc>
+          <w:tcPr>
+            <w:tcW w:type="dxa" w:w="1234"/>
+          </w:tcPr>
+          <w:p>
+            <w:r/>
+            <w:r>
+              <w:t>1-watch</w:t>
+            </w:r>
+          </w:p>
+        </w:tc>
+        <w:tc>
+          <w:tcPr>
+            <w:tcW w:type="dxa" w:w="1234"/>
+          </w:tcPr>
+          <w:p>
+            <w:r/>
+            <w:r>
+              <w:t>S3</w:t>
+            </w:r>
+          </w:p>
+        </w:tc>
+        <w:tc>
+          <w:tcPr>
+            <w:tcW w:type="dxa" w:w="1234"/>
+          </w:tcPr>
+          <w:p>
+            <w:r/>
+            <w:r>
+              <w:t>E4</w:t>
+            </w:r>
+          </w:p>
+        </w:tc>
+        <w:tc>
+          <w:tcPr>
+            <w:tcW w:type="dxa" w:w="1234"/>
+          </w:tcPr>
+          <w:p>
+            <w:r/>
+            <w:r>
+              <w:t>1.0</w:t>
+            </w:r>
+          </w:p>
+        </w:tc>
+        <w:tc>
+          <w:tcPr>
+            <w:tcW w:type="dxa" w:w="1234"/>
+          </w:tcPr>
+          <w:p>
+            <w:r/>
+            <w:r>
+              <w:t>Planned</w:t>
+            </w:r>
+          </w:p>
+        </w:tc>
+      </w:tr>
+      <w:tr>
+        <w:tc>
+          <w:tcPr>
+            <w:tcW w:type="dxa" w:w="1234"/>
+          </w:tcPr>
+          <w:p>
+            <w:r/>
+            <w:r>
+              <w:rPr>
+                <w:b/>
+              </w:rPr>
               <w:t>U1</w:t>
             </w:r>
           </w:p>
@@ -3274,7 +3356,7 @@
         <w:t>Totals:</w:t>
       </w:r>
       <w:r>
-        <w:t xml:space="preserve"> 22 features · 7 platform · 4 watch · 5 understand · 6 act.</w:t>
+        <w:t xml:space="preserve"> 23 features · 7 platform · 5 watch · 5 understand · 6 act.</w:t>
       </w:r>
     </w:p>
     <w:p>
@@ -3482,7 +3564,7 @@
           <w:p>
             <w:r/>
             <w:r>
-              <w:t>W1, W2, W4, W3 (spike)</w:t>
+              <w:t>W1, W2, W4, W5, W3 (spike)</w:t>
             </w:r>
           </w:p>
         </w:tc>
@@ -3742,6 +3824,41 @@
             <w:r/>
             <w:r>
               <w:t>Initial register: 22 features derived from the architecture spec</w:t>
+            </w:r>
+          </w:p>
+        </w:tc>
+      </w:tr>
+      <w:tr>
+        <w:tc>
+          <w:tcPr>
+            <w:tcW w:type="dxa" w:w="2880"/>
+          </w:tcPr>
+          <w:p>
+            <w:r/>
+            <w:r>
+              <w:t>1.1</w:t>
+            </w:r>
+          </w:p>
+        </w:tc>
+        <w:tc>
+          <w:tcPr>
+            <w:tcW w:type="dxa" w:w="2880"/>
+          </w:tcPr>
+          <w:p>
+            <w:r/>
+            <w:r>
+              <w:t>2026-05-25</w:t>
+            </w:r>
+          </w:p>
+        </w:tc>
+        <w:tc>
+          <w:tcPr>
+            <w:tcW w:type="dxa" w:w="2880"/>
+          </w:tcPr>
+          <w:p>
+            <w:r/>
+            <w:r>
+              <w:t>Added W5 (initial recent-window backfill) after the light-backfill decision; 22→23 features</w:t>
             </w:r>
           </w:p>
         </w:tc>
@@ -12747,6 +12864,868 @@
             <w:r/>
             <w:r>
               <w:t>Initial plan from architecture spec</w:t>
+            </w:r>
+          </w:p>
+        </w:tc>
+      </w:tr>
+    </w:tbl>
+    <w:p/>
+    <w:p>
+      <w:pPr>
+        <w:pStyle w:val="Heading3"/>
+      </w:pPr>
+      <w:r>
+        <w:t>W5. Initial recent-window backfill</w:t>
+      </w:r>
+    </w:p>
+    <w:p>
+      <w:pPr>
+        <w:pStyle w:val="ListBullet"/>
+      </w:pPr>
+      <w:r>
+        <w:rPr>
+          <w:b/>
+        </w:rPr>
+        <w:t>Version:</w:t>
+      </w:r>
+      <w:r>
+        <w:t xml:space="preserve"> 1.0 · </w:t>
+      </w:r>
+      <w:r>
+        <w:rPr>
+          <w:b/>
+        </w:rPr>
+        <w:t>Stage:</w:t>
+      </w:r>
+      <w:r>
+        <w:t xml:space="preserve"> 1-watch · </w:t>
+      </w:r>
+      <w:r>
+        <w:rPr>
+          <w:b/>
+        </w:rPr>
+        <w:t>Sprint:</w:t>
+      </w:r>
+      <w:r>
+        <w:t xml:space="preserve"> S3 · </w:t>
+      </w:r>
+      <w:r>
+        <w:rPr>
+          <w:b/>
+        </w:rPr>
+        <w:t>Status:</w:t>
+      </w:r>
+      <w:r>
+        <w:t xml:space="preserve"> Planned · </w:t>
+      </w:r>
+      <w:r>
+        <w:rPr>
+          <w:b/>
+        </w:rPr>
+        <w:t>Spec ref:</w:t>
+      </w:r>
+      <w:r>
+        <w:t xml:space="preserve"> §7.4, E4 · </w:t>
+      </w:r>
+      <w:r>
+        <w:rPr>
+          <w:b/>
+        </w:rPr>
+        <w:t>Owner:</w:t>
+      </w:r>
+      <w:r>
+        <w:t xml:space="preserve"> Dev B</w:t>
+      </w:r>
+    </w:p>
+    <w:p>
+      <w:pPr>
+        <w:pStyle w:val="Heading4"/>
+      </w:pPr>
+      <w:r>
+        <w:t>PM</w:t>
+      </w:r>
+    </w:p>
+    <w:p>
+      <w:r>
+        <w:rPr>
+          <w:b/>
+        </w:rPr>
+        <w:t>Background (why):</w:t>
+      </w:r>
+      <w:r>
+        <w:t xml:space="preserve"> On launch the dashboard would otherwise be empty until crawls accumulate, and</w:t>
+      </w:r>
+    </w:p>
+    <w:p>
+      <w:r>
+        <w:t>trends would start flat. A bounded, one-time backfill of the **recent window each source naturally</w:t>
+      </w:r>
+    </w:p>
+    <w:p>
+      <w:r>
+        <w:t>exposes** makes the dashboard meaningful on day one and gives trends a short head start — *without*</w:t>
+      </w:r>
+    </w:p>
+    <w:p>
+      <w:r>
+        <w:t>paying for deep archive access (decision: "light/recent only"). Deep historical import (paid news-API</w:t>
+      </w:r>
+    </w:p>
+    <w:p>
+      <w:r>
+        <w:t xml:space="preserve">archives, social history via aggregators) is explicitly </w:t>
+      </w:r>
+      <w:r>
+        <w:rPr>
+          <w:b/>
+        </w:rPr>
+        <w:t>out of scope</w:t>
+      </w:r>
+      <w:r>
+        <w:t xml:space="preserve"> for this feature.</w:t>
+      </w:r>
+    </w:p>
+    <w:p>
+      <w:r>
+        <w:rPr>
+          <w:b/>
+        </w:rPr>
+        <w:t>Acceptance criteria:</w:t>
+      </w:r>
+    </w:p>
+    <w:p>
+      <w:pPr>
+        <w:pStyle w:val="ListBullet"/>
+      </w:pPr>
+      <w:r>
+        <w:rPr>
+          <w:b/>
+        </w:rPr>
+        <w:t>AC1</w:t>
+      </w:r>
+      <w:r>
+        <w:t xml:space="preserve"> — *Given* a newly onboarded source, *When* it is first crawled, *Then* the connector pulls the full recent window it exposes (RSS: all current entries; news API: items within a configurable max-age, e.g. ≤30 days), bounded by a max-items cap.</w:t>
+      </w:r>
+    </w:p>
+    <w:p>
+      <w:pPr>
+        <w:pStyle w:val="ListBullet"/>
+      </w:pPr>
+      <w:r>
+        <w:rPr>
+          <w:b/>
+        </w:rPr>
+        <w:t>AC2</w:t>
+      </w:r>
+      <w:r>
+        <w:t xml:space="preserve"> — *Given* the initial backfill has completed, *When* later crawls run, *Then* the source switches to </w:t>
+      </w:r>
+      <w:r>
+        <w:rPr>
+          <w:b/>
+        </w:rPr>
+        <w:t>incremental</w:t>
+      </w:r>
+      <w:r>
+        <w:t xml:space="preserve"> (only items newer than last seen), with no duplicates (reuses W4 dedup).</w:t>
+      </w:r>
+    </w:p>
+    <w:p>
+      <w:pPr>
+        <w:pStyle w:val="ListBullet"/>
+      </w:pPr>
+      <w:r>
+        <w:rPr>
+          <w:b/>
+        </w:rPr>
+        <w:t>AC3</w:t>
+      </w:r>
+      <w:r>
+        <w:t xml:space="preserve"> — *Given* backfilled articles carry their real </w:t>
+      </w:r>
+      <w:r>
+        <w:rPr>
+          <w:rFonts w:ascii="Consolas" w:hAnsi="Consolas"/>
+          <w:sz w:val="19"/>
+        </w:rPr>
+        <w:t>published_at</w:t>
+      </w:r>
+      <w:r>
+        <w:t xml:space="preserve">, *When* enrichment + rollup run, *Then* snapshots are </w:t>
+      </w:r>
+      <w:r>
+        <w:rPr>
+          <w:b/>
+        </w:rPr>
+        <w:t>retro-computed</w:t>
+      </w:r>
+      <w:r>
+        <w:t xml:space="preserve"> over the backfilled window so trend charts show a short history at launch.</w:t>
+      </w:r>
+    </w:p>
+    <w:p>
+      <w:pPr>
+        <w:pStyle w:val="ListBullet"/>
+      </w:pPr>
+      <w:r>
+        <w:rPr>
+          <w:b/>
+        </w:rPr>
+        <w:t>AC4</w:t>
+      </w:r>
+      <w:r>
+        <w:t xml:space="preserve"> — *Given* cost/ToS limits, *When* backfilling, *Then* it respects the per-source cap and does </w:t>
+      </w:r>
+      <w:r>
+        <w:rPr>
+          <w:b/>
+        </w:rPr>
+        <w:t>not</w:t>
+      </w:r>
+      <w:r>
+        <w:t xml:space="preserve"> call paid deep-archive endpoints (light mode only).</w:t>
+      </w:r>
+    </w:p>
+    <w:p>
+      <w:pPr>
+        <w:pStyle w:val="Heading4"/>
+      </w:pPr>
+      <w:r>
+        <w:t>Architecture</w:t>
+      </w:r>
+    </w:p>
+    <w:p>
+      <w:r>
+        <w:rPr>
+          <w:b/>
+        </w:rPr>
+        <w:t>Impact — files add/change:</w:t>
+      </w:r>
+    </w:p>
+    <w:p>
+      <w:pPr>
+        <w:pStyle w:val="ListBullet"/>
+      </w:pPr>
+      <w:r>
+        <w:rPr>
+          <w:rFonts w:ascii="Consolas" w:hAnsi="Consolas"/>
+          <w:sz w:val="19"/>
+        </w:rPr>
+        <w:t>add</w:t>
+      </w:r>
+      <w:r>
+        <w:t xml:space="preserve"> </w:t>
+      </w:r>
+      <w:r>
+        <w:rPr>
+          <w:rFonts w:ascii="Consolas" w:hAnsi="Consolas"/>
+          <w:sz w:val="19"/>
+        </w:rPr>
+        <w:t>services/pipeline/ingest/backfill.py</w:t>
+      </w:r>
+      <w:r>
+        <w:t xml:space="preserve"> (first-run detection, bounded lookback, max-age/max-items caps)</w:t>
+      </w:r>
+    </w:p>
+    <w:p>
+      <w:pPr>
+        <w:pStyle w:val="ListBullet"/>
+      </w:pPr>
+      <w:r>
+        <w:rPr>
+          <w:rFonts w:ascii="Consolas" w:hAnsi="Consolas"/>
+          <w:sz w:val="19"/>
+        </w:rPr>
+        <w:t>change</w:t>
+      </w:r>
+      <w:r>
+        <w:t xml:space="preserve"> </w:t>
+      </w:r>
+      <w:r>
+        <w:rPr>
+          <w:rFonts w:ascii="Consolas" w:hAnsi="Consolas"/>
+          <w:sz w:val="19"/>
+        </w:rPr>
+        <w:t>services/pipeline/ingest/scheduler.py</w:t>
+      </w:r>
+      <w:r>
+        <w:t xml:space="preserve"> (W1) — first-run vs incremental branch</w:t>
+      </w:r>
+    </w:p>
+    <w:p>
+      <w:pPr>
+        <w:pStyle w:val="ListBullet"/>
+      </w:pPr>
+      <w:r>
+        <w:rPr>
+          <w:rFonts w:ascii="Consolas" w:hAnsi="Consolas"/>
+          <w:sz w:val="19"/>
+        </w:rPr>
+        <w:t>change</w:t>
+      </w:r>
+      <w:r>
+        <w:t xml:space="preserve"> connectors (W2) — accept </w:t>
+      </w:r>
+      <w:r>
+        <w:rPr>
+          <w:rFonts w:ascii="Consolas" w:hAnsi="Consolas"/>
+          <w:sz w:val="19"/>
+        </w:rPr>
+        <w:t>since</w:t>
+      </w:r>
+      <w:r>
+        <w:t xml:space="preserve"> / </w:t>
+      </w:r>
+      <w:r>
+        <w:rPr>
+          <w:rFonts w:ascii="Consolas" w:hAnsi="Consolas"/>
+          <w:sz w:val="19"/>
+        </w:rPr>
+        <w:t>max_age</w:t>
+      </w:r>
+      <w:r>
+        <w:t xml:space="preserve"> / </w:t>
+      </w:r>
+      <w:r>
+        <w:rPr>
+          <w:rFonts w:ascii="Consolas" w:hAnsi="Consolas"/>
+          <w:sz w:val="19"/>
+        </w:rPr>
+        <w:t>limit</w:t>
+      </w:r>
+      <w:r>
+        <w:t xml:space="preserve"> params</w:t>
+      </w:r>
+    </w:p>
+    <w:p>
+      <w:pPr>
+        <w:pStyle w:val="ListBullet"/>
+      </w:pPr>
+      <w:r>
+        <w:rPr>
+          <w:rFonts w:ascii="Consolas" w:hAnsi="Consolas"/>
+          <w:sz w:val="19"/>
+        </w:rPr>
+        <w:t>change</w:t>
+      </w:r>
+      <w:r>
+        <w:t xml:space="preserve"> rollup (U4) — invoked over the backfilled window for retro-snapshots (best-effort)</w:t>
+      </w:r>
+    </w:p>
+    <w:p>
+      <w:r>
+        <w:rPr>
+          <w:b/>
+        </w:rPr>
+        <w:t>Data-model / API changes:</w:t>
+      </w:r>
+      <w:r>
+        <w:t xml:space="preserve"> </w:t>
+      </w:r>
+      <w:r>
+        <w:rPr>
+          <w:rFonts w:ascii="Consolas" w:hAnsi="Consolas"/>
+          <w:sz w:val="19"/>
+        </w:rPr>
+        <w:t>sources</w:t>
+      </w:r>
+      <w:r>
+        <w:t xml:space="preserve"> gains </w:t>
+      </w:r>
+      <w:r>
+        <w:rPr>
+          <w:rFonts w:ascii="Consolas" w:hAnsi="Consolas"/>
+          <w:sz w:val="19"/>
+        </w:rPr>
+        <w:t>backfilled_at</w:t>
+      </w:r>
+      <w:r>
+        <w:t xml:space="preserve"> (or treat </w:t>
+      </w:r>
+      <w:r>
+        <w:rPr>
+          <w:rFonts w:ascii="Consolas" w:hAnsi="Consolas"/>
+          <w:sz w:val="19"/>
+        </w:rPr>
+        <w:t>last_run_at IS NULL</w:t>
+      </w:r>
+      <w:r>
+        <w:t xml:space="preserve"> as first run); relies on </w:t>
+      </w:r>
+      <w:r>
+        <w:rPr>
+          <w:rFonts w:ascii="Consolas" w:hAnsi="Consolas"/>
+          <w:sz w:val="19"/>
+        </w:rPr>
+        <w:t>articles.published_at</w:t>
+      </w:r>
+      <w:r>
+        <w:t>.</w:t>
+      </w:r>
+    </w:p>
+    <w:p>
+      <w:r>
+        <w:rPr>
+          <w:b/>
+        </w:rPr>
+        <w:t>Reuse:</w:t>
+      </w:r>
+      <w:r>
+        <w:t xml:space="preserve"> W2 connectors, W4 dedup/persist, U4 rollup.</w:t>
+      </w:r>
+    </w:p>
+    <w:p>
+      <w:r>
+        <w:rPr>
+          <w:b/>
+        </w:rPr>
+        <w:t>Risks (R2):</w:t>
+      </w:r>
+      <w:r>
+        <w:t xml:space="preserve"> feeds/news-API recent windows vary (some return little) → best-effort; enrichment cost of the initial batch → batch + budget guard; </w:t>
+      </w:r>
+      <w:r>
+        <w:rPr>
+          <w:b/>
+        </w:rPr>
+        <w:t>must not</w:t>
+      </w:r>
+      <w:r>
+        <w:t xml:space="preserve"> trigger paid deep-archive (cap enforced).</w:t>
+      </w:r>
+    </w:p>
+    <w:p>
+      <w:pPr>
+        <w:pStyle w:val="Heading4"/>
+      </w:pPr>
+      <w:r>
+        <w:t>QA</w:t>
+      </w:r>
+    </w:p>
+    <w:tbl>
+      <w:tblPr>
+        <w:tblStyle w:val="TableGrid"/>
+        <w:tblW w:type="auto" w:w="0"/>
+        <w:tblLook w:firstColumn="1" w:firstRow="1" w:lastColumn="0" w:lastRow="0" w:noHBand="0" w:noVBand="1" w:val="04A0"/>
+      </w:tblPr>
+      <w:tblGrid>
+        <w:gridCol w:w="2160"/>
+        <w:gridCol w:w="2160"/>
+        <w:gridCol w:w="2160"/>
+        <w:gridCol w:w="2160"/>
+      </w:tblGrid>
+      <w:tr>
+        <w:tc>
+          <w:tcPr>
+            <w:tcW w:type="dxa" w:w="2160"/>
+          </w:tcPr>
+          <w:p>
+            <w:pPr>
+              <w:shd w:val="clear" w:fill="5B3DF5"/>
+            </w:pPr>
+            <w:r>
+              <w:rPr>
+                <w:b/>
+                <w:color w:val="FFFFFF"/>
+              </w:rPr>
+            </w:r>
+            <w:r>
+              <w:rPr>
+                <w:b/>
+                <w:color w:val="FFFFFF"/>
+              </w:rPr>
+              <w:t>#</w:t>
+            </w:r>
+          </w:p>
+        </w:tc>
+        <w:tc>
+          <w:tcPr>
+            <w:tcW w:type="dxa" w:w="2160"/>
+          </w:tcPr>
+          <w:p>
+            <w:pPr>
+              <w:shd w:val="clear" w:fill="5B3DF5"/>
+            </w:pPr>
+            <w:r>
+              <w:rPr>
+                <w:b/>
+                <w:color w:val="FFFFFF"/>
+              </w:rPr>
+            </w:r>
+            <w:r>
+              <w:rPr>
+                <w:b/>
+                <w:color w:val="FFFFFF"/>
+              </w:rPr>
+              <w:t>Maps to</w:t>
+            </w:r>
+          </w:p>
+        </w:tc>
+        <w:tc>
+          <w:tcPr>
+            <w:tcW w:type="dxa" w:w="2160"/>
+          </w:tcPr>
+          <w:p>
+            <w:pPr>
+              <w:shd w:val="clear" w:fill="5B3DF5"/>
+            </w:pPr>
+            <w:r>
+              <w:rPr>
+                <w:b/>
+                <w:color w:val="FFFFFF"/>
+              </w:rPr>
+            </w:r>
+            <w:r>
+              <w:rPr>
+                <w:b/>
+                <w:color w:val="FFFFFF"/>
+              </w:rPr>
+              <w:t>Test case</w:t>
+            </w:r>
+          </w:p>
+        </w:tc>
+        <w:tc>
+          <w:tcPr>
+            <w:tcW w:type="dxa" w:w="2160"/>
+          </w:tcPr>
+          <w:p>
+            <w:pPr>
+              <w:shd w:val="clear" w:fill="5B3DF5"/>
+            </w:pPr>
+            <w:r>
+              <w:rPr>
+                <w:b/>
+                <w:color w:val="FFFFFF"/>
+              </w:rPr>
+            </w:r>
+            <w:r>
+              <w:rPr>
+                <w:b/>
+                <w:color w:val="FFFFFF"/>
+              </w:rPr>
+              <w:t>Type</w:t>
+            </w:r>
+          </w:p>
+        </w:tc>
+      </w:tr>
+      <w:tr>
+        <w:tc>
+          <w:tcPr>
+            <w:tcW w:type="dxa" w:w="2160"/>
+          </w:tcPr>
+          <w:p>
+            <w:r/>
+            <w:r>
+              <w:t>T1</w:t>
+            </w:r>
+          </w:p>
+        </w:tc>
+        <w:tc>
+          <w:tcPr>
+            <w:tcW w:type="dxa" w:w="2160"/>
+          </w:tcPr>
+          <w:p>
+            <w:r/>
+            <w:r>
+              <w:t>AC1</w:t>
+            </w:r>
+          </w:p>
+        </w:tc>
+        <w:tc>
+          <w:tcPr>
+            <w:tcW w:type="dxa" w:w="2160"/>
+          </w:tcPr>
+          <w:p>
+            <w:r/>
+            <w:r>
+              <w:t>first crawl pulls full recent window within caps</w:t>
+            </w:r>
+          </w:p>
+        </w:tc>
+        <w:tc>
+          <w:tcPr>
+            <w:tcW w:type="dxa" w:w="2160"/>
+          </w:tcPr>
+          <w:p>
+            <w:r/>
+            <w:r>
+              <w:t>integration</w:t>
+            </w:r>
+          </w:p>
+        </w:tc>
+      </w:tr>
+      <w:tr>
+        <w:tc>
+          <w:tcPr>
+            <w:tcW w:type="dxa" w:w="2160"/>
+          </w:tcPr>
+          <w:p>
+            <w:r/>
+            <w:r>
+              <w:t>T2</w:t>
+            </w:r>
+          </w:p>
+        </w:tc>
+        <w:tc>
+          <w:tcPr>
+            <w:tcW w:type="dxa" w:w="2160"/>
+          </w:tcPr>
+          <w:p>
+            <w:r/>
+            <w:r>
+              <w:t>AC2</w:t>
+            </w:r>
+          </w:p>
+        </w:tc>
+        <w:tc>
+          <w:tcPr>
+            <w:tcW w:type="dxa" w:w="2160"/>
+          </w:tcPr>
+          <w:p>
+            <w:r/>
+            <w:r>
+              <w:t>second crawl is incremental; no duplicates</w:t>
+            </w:r>
+          </w:p>
+        </w:tc>
+        <w:tc>
+          <w:tcPr>
+            <w:tcW w:type="dxa" w:w="2160"/>
+          </w:tcPr>
+          <w:p>
+            <w:r/>
+            <w:r>
+              <w:t>integration</w:t>
+            </w:r>
+          </w:p>
+        </w:tc>
+      </w:tr>
+      <w:tr>
+        <w:tc>
+          <w:tcPr>
+            <w:tcW w:type="dxa" w:w="2160"/>
+          </w:tcPr>
+          <w:p>
+            <w:r/>
+            <w:r>
+              <w:t>T3</w:t>
+            </w:r>
+          </w:p>
+        </w:tc>
+        <w:tc>
+          <w:tcPr>
+            <w:tcW w:type="dxa" w:w="2160"/>
+          </w:tcPr>
+          <w:p>
+            <w:r/>
+            <w:r>
+              <w:t>AC3</w:t>
+            </w:r>
+          </w:p>
+        </w:tc>
+        <w:tc>
+          <w:tcPr>
+            <w:tcW w:type="dxa" w:w="2160"/>
+          </w:tcPr>
+          <w:p>
+            <w:r/>
+            <w:r>
+              <w:t>retro-snapshots created over backfill window; trend non-empty</w:t>
+            </w:r>
+          </w:p>
+        </w:tc>
+        <w:tc>
+          <w:tcPr>
+            <w:tcW w:type="dxa" w:w="2160"/>
+          </w:tcPr>
+          <w:p>
+            <w:r/>
+            <w:r>
+              <w:t>integration</w:t>
+            </w:r>
+          </w:p>
+        </w:tc>
+      </w:tr>
+      <w:tr>
+        <w:tc>
+          <w:tcPr>
+            <w:tcW w:type="dxa" w:w="2160"/>
+          </w:tcPr>
+          <w:p>
+            <w:r/>
+            <w:r>
+              <w:t>T4</w:t>
+            </w:r>
+          </w:p>
+        </w:tc>
+        <w:tc>
+          <w:tcPr>
+            <w:tcW w:type="dxa" w:w="2160"/>
+          </w:tcPr>
+          <w:p>
+            <w:r/>
+            <w:r>
+              <w:t>AC4</w:t>
+            </w:r>
+          </w:p>
+        </w:tc>
+        <w:tc>
+          <w:tcPr>
+            <w:tcW w:type="dxa" w:w="2160"/>
+          </w:tcPr>
+          <w:p>
+            <w:r/>
+            <w:r>
+              <w:t>no paid-archive endpoint called; per-source cap enforced</w:t>
+            </w:r>
+          </w:p>
+        </w:tc>
+        <w:tc>
+          <w:tcPr>
+            <w:tcW w:type="dxa" w:w="2160"/>
+          </w:tcPr>
+          <w:p>
+            <w:r/>
+            <w:r>
+              <w:t>unit</w:t>
+            </w:r>
+          </w:p>
+        </w:tc>
+      </w:tr>
+    </w:tbl>
+    <w:p/>
+    <w:p>
+      <w:r>
+        <w:rPr>
+          <w:b/>
+        </w:rPr>
+        <w:t>Governance edge cases:</w:t>
+      </w:r>
+      <w:r>
+        <w:t xml:space="preserve"> backfill enrichment cost logged + capped; idempotent (safe re-run); ToS respected (no deep scrape).</w:t>
+      </w:r>
+    </w:p>
+    <w:p>
+      <w:pPr>
+        <w:pStyle w:val="Heading4"/>
+      </w:pPr>
+      <w:r>
+        <w:t>Revision history</w:t>
+      </w:r>
+    </w:p>
+    <w:tbl>
+      <w:tblPr>
+        <w:tblStyle w:val="TableGrid"/>
+        <w:tblW w:type="auto" w:w="0"/>
+        <w:tblLook w:firstColumn="1" w:firstRow="1" w:lastColumn="0" w:lastRow="0" w:noHBand="0" w:noVBand="1" w:val="04A0"/>
+      </w:tblPr>
+      <w:tblGrid>
+        <w:gridCol w:w="2880"/>
+        <w:gridCol w:w="2880"/>
+        <w:gridCol w:w="2880"/>
+      </w:tblGrid>
+      <w:tr>
+        <w:tc>
+          <w:tcPr>
+            <w:tcW w:type="dxa" w:w="2880"/>
+          </w:tcPr>
+          <w:p>
+            <w:pPr>
+              <w:shd w:val="clear" w:fill="5B3DF5"/>
+            </w:pPr>
+            <w:r>
+              <w:rPr>
+                <w:b/>
+                <w:color w:val="FFFFFF"/>
+              </w:rPr>
+            </w:r>
+            <w:r>
+              <w:rPr>
+                <w:b/>
+                <w:color w:val="FFFFFF"/>
+              </w:rPr>
+              <w:t>Version</w:t>
+            </w:r>
+          </w:p>
+        </w:tc>
+        <w:tc>
+          <w:tcPr>
+            <w:tcW w:type="dxa" w:w="2880"/>
+          </w:tcPr>
+          <w:p>
+            <w:pPr>
+              <w:shd w:val="clear" w:fill="5B3DF5"/>
+            </w:pPr>
+            <w:r>
+              <w:rPr>
+                <w:b/>
+                <w:color w:val="FFFFFF"/>
+              </w:rPr>
+            </w:r>
+            <w:r>
+              <w:rPr>
+                <w:b/>
+                <w:color w:val="FFFFFF"/>
+              </w:rPr>
+              <w:t>Date</w:t>
+            </w:r>
+          </w:p>
+        </w:tc>
+        <w:tc>
+          <w:tcPr>
+            <w:tcW w:type="dxa" w:w="2880"/>
+          </w:tcPr>
+          <w:p>
+            <w:pPr>
+              <w:shd w:val="clear" w:fill="5B3DF5"/>
+            </w:pPr>
+            <w:r>
+              <w:rPr>
+                <w:b/>
+                <w:color w:val="FFFFFF"/>
+              </w:rPr>
+            </w:r>
+            <w:r>
+              <w:rPr>
+                <w:b/>
+                <w:color w:val="FFFFFF"/>
+              </w:rPr>
+              <w:t>Change</w:t>
+            </w:r>
+          </w:p>
+        </w:tc>
+      </w:tr>
+      <w:tr>
+        <w:tc>
+          <w:tcPr>
+            <w:tcW w:type="dxa" w:w="2880"/>
+          </w:tcPr>
+          <w:p>
+            <w:r/>
+            <w:r>
+              <w:t>1.0</w:t>
+            </w:r>
+          </w:p>
+        </w:tc>
+        <w:tc>
+          <w:tcPr>
+            <w:tcW w:type="dxa" w:w="2880"/>
+          </w:tcPr>
+          <w:p>
+            <w:r/>
+            <w:r>
+              <w:t>2026-05-25</w:t>
+            </w:r>
+          </w:p>
+        </w:tc>
+        <w:tc>
+          <w:tcPr>
+            <w:tcW w:type="dxa" w:w="2880"/>
+          </w:tcPr>
+          <w:p>
+            <w:r/>
+            <w:r>
+              <w:t>Added after the "light/recent backfill" scope decision</w:t>
             </w:r>
           </w:p>
         </w:tc>
